--- a/SACRED-What-It-Is-Made-Of.docx
+++ b/SACRED-What-It-Is-Made-Of.docx
@@ -393,7 +393,7 @@
                 <w:sz w:val="16"/>
                 <w:szCs w:val="16"/>
               </w:rPr>
-              <w:t xml:space="preserve">Single self-contained HTML files. A crew opens one on a rig laptop, often with no or poor connectivity, fills it in over hours or days, and presses Post. Post sends one JSON file (0.5 to 40 MB) to an HTTP endpoint.</w:t>
+              <w:t xml:space="preserve">Single self-contained HTML files. A crew opens one on a rig laptop, fills it in over hours or days with local auto-save, and presses Post. Post sends one JSON file (0.5 to 40 MB) to an HTTP endpoint. Rigs have a live connection (Starlink); the tools are file-based by design so a half-finished report survives a dropout, a reboot or a change of shift, and so a report is one file that can be kept, re-posted or recovered.</w:t>
             </w:r>
           </w:p>
         </w:tc>
@@ -474,7 +474,7 @@
                 <w:sz w:val="16"/>
                 <w:szCs w:val="16"/>
               </w:rPr>
-              <w:t xml:space="preserve">No.</w:t>
+              <w:t xml:space="preserve">In principle, yes; in practice it is a rebuild, not a migration.</w:t>
             </w:r>
             <w:r>
               <w:rPr>
@@ -485,7 +485,7 @@
                 <w:sz w:val="16"/>
                 <w:szCs w:val="16"/>
               </w:rPr>
-              <w:t xml:space="preserve"> They must work offline and post one file. A hosted web app needs a live connection for every keystroke, and rigs do not have that. They stay as they are whatever happens to the rest.</w:t>
+              <w:t xml:space="preserve"> Fourteen rigs are trained on them and they are in service. A hosted form would have to match the local auto-save and the one-file record before any crew used it. Worth considering later for two reasons: live posting, and no unmanaged data left on rig machines (ORR item 27). Not for February.</w:t>
             </w:r>
           </w:p>
         </w:tc>
@@ -1275,7 +1275,7 @@
           <w:sz w:val="19"/>
           <w:szCs w:val="19"/>
         </w:rPr>
-        <w:t xml:space="preserve"> the posting contract (part 1 posts a file; something has to receive and index it); the notification flows (part 2 stays and needs the new page links); the data model (the scanner's export is the schema; it would feed the platform's store instead of, or as well as, Fabric); the authenticated path for rig users (needed either way; the sandbox has none); the heavy-window load (7 to 10 day periods where a rig posts many large files); the rig connectivity problem (a rig that cannot reach the sacred server will not reach a hosted app unless the platform is reachable from the rig network, which has to be checked first); the security review (a hosted platform holding rig reports with names and photographs is a larger review than static files on an internal server, not a smaller one); or the training and the people side.</w:t>
+        <w:t xml:space="preserve"> the posting contract (part 1 posts a file; something has to receive and index it); the notification flows (part 2 stays and needs the new page links); the data model (the scanner's export is the schema; it would feed the platform's store instead of, or as well as, Fabric); the authenticated path for rig users (needed either way; the sandbox has none); the heavy-window load (7 to 10 day periods where a rig posts many large files); the rig access problem (the rigs that cannot reach the sacred server today are blocked by corporate network provisioning, not by their Starlink link; a hosted platform has to be provisioned for the rig networks the same way); the security review (a hosted platform holding rig reports with names and photographs is a larger review than static files on an internal server, not a smaller one); or the training and the people side.</w:t>
       </w:r>
     </w:p>
     <w:p>
@@ -1334,7 +1334,7 @@
           <w:sz w:val="19"/>
           <w:szCs w:val="19"/>
         </w:rPr>
-        <w:t xml:space="preserve">SACRED's hosting footprint is already small: one static web folder and one ten-minute script. The parts ISIT find hard to support are the ones with no platform answer: the offline rig tools, the posting contract, the flows and the people process. A migration is worth doing if ISIT would rather support a hosted app than a Windows server and a scheduled task, and if the platform is reachable from the rigs and passes the same security review. It is not a shortcut past the integration work, because the integration work is in parts 1, 2 and 4, which stay where they are.</w:t>
+        <w:t xml:space="preserve">SACRED's hosting footprint is already small: one static web folder and one ten-minute script. The parts ISIT find hard to support are the ones with no platform answer: the file-based rig tools, the posting contract, the flows and the people process. A migration is worth doing if ISIT would rather support a hosted app than a Windows server and a scheduled task, and if the platform is provisioned for the rig networks and passes the same security review. It is not a shortcut past the integration work, because the integration work is in parts 1, 2 and 4, which stay where they are.</w:t>
       </w:r>
     </w:p>
     <w:p>

--- a/SACRED-What-It-Is-Made-Of.docx
+++ b/SACRED-What-It-Is-Made-Of.docx
@@ -1207,151 +1207,6 @@
       <w:pPr>
         <w:spacing w:after="60"/>
       </w:pPr>
-    </w:p>
-    <w:p>
-      <w:pPr>
-        <w:spacing w:after="80" w:before="200"/>
-      </w:pPr>
-      <w:r>
-        <w:rPr>
-          <w:rFonts w:ascii="Calibri" w:cs="Calibri" w:eastAsia="Calibri" w:hAnsi="Calibri"/>
-          <w:b/>
-          <w:bCs/>
-          <w:color w:val="002C77"/>
-          <w:sz w:val="22"/>
-          <w:szCs w:val="22"/>
-        </w:rPr>
-        <w:t xml:space="preserve">What a migration of part 3 would and would not do</w:t>
-      </w:r>
-    </w:p>
-    <w:p>
-      <w:pPr>
-        <w:spacing w:after="120" w:line="276"/>
-      </w:pPr>
-      <w:r>
-        <w:rPr>
-          <w:rFonts w:ascii="Calibri" w:cs="Calibri" w:eastAsia="Calibri" w:hAnsi="Calibri"/>
-          <w:b/>
-          <w:bCs/>
-          <w:color w:val="1B2733"/>
-          <w:sz w:val="19"/>
-          <w:szCs w:val="19"/>
-        </w:rPr>
-        <w:t xml:space="preserve">Would remove:</w:t>
-      </w:r>
-      <w:r>
-        <w:rPr>
-          <w:rFonts w:ascii="Calibri" w:cs="Calibri" w:eastAsia="Calibri" w:hAnsi="Calibri"/>
-          <w:b w:val="false"/>
-          <w:bCs w:val="false"/>
-          <w:color w:val="1B2733"/>
-          <w:sz w:val="19"/>
-          <w:szCs w:val="19"/>
-        </w:rPr>
-        <w:t xml:space="preserve"> the IIS server, the share, the scheduled task and the service account for it, the server backup, and the DNS and hosting rows on ISIT's gap list. That is the hosting burden, and it is real.</w:t>
-      </w:r>
-    </w:p>
-    <w:p>
-      <w:pPr>
-        <w:spacing w:after="120" w:line="276"/>
-      </w:pPr>
-      <w:r>
-        <w:rPr>
-          <w:rFonts w:ascii="Calibri" w:cs="Calibri" w:eastAsia="Calibri" w:hAnsi="Calibri"/>
-          <w:b/>
-          <w:bCs/>
-          <w:color w:val="1B2733"/>
-          <w:sz w:val="19"/>
-          <w:szCs w:val="19"/>
-        </w:rPr>
-        <w:t xml:space="preserve">Would not remove:</w:t>
-      </w:r>
-      <w:r>
-        <w:rPr>
-          <w:rFonts w:ascii="Calibri" w:cs="Calibri" w:eastAsia="Calibri" w:hAnsi="Calibri"/>
-          <w:b w:val="false"/>
-          <w:bCs w:val="false"/>
-          <w:color w:val="1B2733"/>
-          <w:sz w:val="19"/>
-          <w:szCs w:val="19"/>
-        </w:rPr>
-        <w:t xml:space="preserve"> the posting contract (part 1 posts a file; something has to receive and index it); the notification flows (part 2 stays and needs the new page links); the data model (the scanner's export is the schema; it would feed the platform's store instead of, or as well as, Fabric); the authenticated path for rig users (needed either way; the sandbox has none); the heavy-window load (7 to 10 day periods where a rig posts many large files); the rig access problem (the rigs that cannot reach the sacred server today are blocked by corporate network provisioning, not by their Starlink link; a hosted platform has to be provisioned for the rig networks the same way); the security review (a hosted platform holding rig reports with names and photographs is a larger review than static files on an internal server, not a smaller one); or the training and the people side.</w:t>
-      </w:r>
-    </w:p>
-    <w:p>
-      <w:pPr>
-        <w:spacing w:after="120" w:line="276"/>
-      </w:pPr>
-      <w:r>
-        <w:rPr>
-          <w:rFonts w:ascii="Calibri" w:cs="Calibri" w:eastAsia="Calibri" w:hAnsi="Calibri"/>
-          <w:b/>
-          <w:bCs/>
-          <w:color w:val="1B2733"/>
-          <w:sz w:val="19"/>
-          <w:szCs w:val="19"/>
-        </w:rPr>
-        <w:t xml:space="preserve">Would add:</w:t>
-      </w:r>
-      <w:r>
-        <w:rPr>
-          <w:rFonts w:ascii="Calibri" w:cs="Calibri" w:eastAsia="Calibri" w:hAnsi="Calibri"/>
-          <w:b w:val="false"/>
-          <w:bCs w:val="false"/>
-          <w:color w:val="1B2733"/>
-          <w:sz w:val="19"/>
-          <w:szCs w:val="19"/>
-        </w:rPr>
-        <w:t xml:space="preserve"> a build of the dashboard views on the platform (the current dashboard is about 5,000 lines of rendering logic for reports, CBM grades, compliance, AAB, precharge and Help, written against the data file's shape), a second data store, a dependency on a vendor platform that is new to Seadrill, and a licence line.</w:t>
-      </w:r>
-    </w:p>
-    <w:p>
-      <w:pPr>
-        <w:spacing w:after="80" w:before="200"/>
-      </w:pPr>
-      <w:r>
-        <w:rPr>
-          <w:rFonts w:ascii="Calibri" w:cs="Calibri" w:eastAsia="Calibri" w:hAnsi="Calibri"/>
-          <w:b/>
-          <w:bCs/>
-          <w:color w:val="002C77"/>
-          <w:sz w:val="22"/>
-          <w:szCs w:val="22"/>
-        </w:rPr>
-        <w:t xml:space="preserve">The honest position</w:t>
-      </w:r>
-    </w:p>
-    <w:p>
-      <w:pPr>
-        <w:spacing w:after="120" w:line="276"/>
-      </w:pPr>
-      <w:r>
-        <w:rPr>
-          <w:rFonts w:ascii="Calibri" w:cs="Calibri" w:eastAsia="Calibri" w:hAnsi="Calibri"/>
-          <w:b w:val="false"/>
-          <w:bCs w:val="false"/>
-          <w:color w:val="1B2733"/>
-          <w:sz w:val="19"/>
-          <w:szCs w:val="19"/>
-        </w:rPr>
-        <w:t xml:space="preserve">SACRED's hosting footprint is already small: one static web folder and one ten-minute script. The parts ISIT find hard to support are the ones with no platform answer: the file-based rig tools, the posting contract, the flows and the people process. A migration is worth doing if ISIT would rather support a hosted app than a Windows server and a scheduled task, and if the platform is provisioned for the rig networks and passes the same security review. It is not a shortcut past the integration work, because the integration work is in parts 1, 2 and 4, which stay where they are.</w:t>
-      </w:r>
-    </w:p>
-    <w:p>
-      <w:pPr>
-        <w:spacing w:after="120" w:line="276"/>
-      </w:pPr>
-      <w:r>
-        <w:rPr>
-          <w:rFonts w:ascii="Calibri" w:cs="Calibri" w:eastAsia="Calibri" w:hAnsi="Calibri"/>
-          <w:b w:val="false"/>
-          <w:bCs w:val="false"/>
-          <w:color w:val="1B2733"/>
-          <w:sz w:val="19"/>
-          <w:szCs w:val="19"/>
-        </w:rPr>
-        <w:t xml:space="preserve">The useful first step for Viren is a half-day with the data file and the normalised export, to see whether the platform can render the Reports and Rig Monitoring views from them. If it can, the migration question is real and can be planned for after February. If it cannot, it is answered.</w:t>
-      </w:r>
     </w:p>
     <w:p>
       <w:pPr>
